--- a/InfluX Data.docx
+++ b/InfluX Data.docx
@@ -592,55 +592,88 @@
               <w:rPr>
                 <w:b/>
                 <w:bCs/>
-              </w:rPr>
-            </w:pPr>
-            <w:r>
-              <w:rPr>
-                <w:b/>
-                <w:bCs/>
+                <w:color w:val="0F9ED5" w:themeColor="accent4"/>
+              </w:rPr>
+            </w:pPr>
+            <w:r>
+              <w:rPr>
+                <w:b/>
+                <w:bCs/>
+                <w:color w:val="0F9ED5" w:themeColor="accent4"/>
               </w:rPr>
               <w:t xml:space="preserve">Email : </w:t>
             </w:r>
             <w:r>
+              <w:rPr>
+                <w:color w:val="0F9ED5" w:themeColor="accent4"/>
+              </w:rPr>
               <w:t>AgencyTest</w:t>
             </w:r>
             <w:r>
+              <w:rPr>
+                <w:color w:val="0F9ED5" w:themeColor="accent4"/>
+              </w:rPr>
               <w:t>3</w:t>
             </w:r>
             <w:r>
+              <w:rPr>
+                <w:color w:val="0F9ED5" w:themeColor="accent4"/>
+              </w:rPr>
               <w:t>@gmail.com</w:t>
             </w:r>
             <w:r>
               <w:rPr>
                 <w:b/>
                 <w:bCs/>
+                <w:color w:val="0F9ED5" w:themeColor="accent4"/>
               </w:rPr>
               <w:t xml:space="preserve">    </w:t>
             </w:r>
           </w:p>
           <w:p>
-            <w:r>
-              <w:rPr>
-                <w:b/>
-                <w:bCs/>
+            <w:pPr>
+              <w:rPr>
+                <w:color w:val="0F9ED5" w:themeColor="accent4"/>
+              </w:rPr>
+            </w:pPr>
+            <w:r>
+              <w:rPr>
+                <w:b/>
+                <w:bCs/>
+                <w:color w:val="0F9ED5" w:themeColor="accent4"/>
               </w:rPr>
               <w:t xml:space="preserve">Password :  </w:t>
             </w:r>
             <w:r>
+              <w:rPr>
+                <w:color w:val="0F9ED5" w:themeColor="accent4"/>
+              </w:rPr>
               <w:t>AgencyTest</w:t>
             </w:r>
             <w:r>
+              <w:rPr>
+                <w:color w:val="0F9ED5" w:themeColor="accent4"/>
+              </w:rPr>
               <w:t>3</w:t>
             </w:r>
             <w:r>
+              <w:rPr>
+                <w:color w:val="0F9ED5" w:themeColor="accent4"/>
+              </w:rPr>
               <w:t>@12345</w:t>
             </w:r>
           </w:p>
           <w:p>
-            <w:r>
-              <w:rPr>
-                <w:b/>
-                <w:bCs/>
+            <w:pPr>
+              <w:rPr>
+                <w:color w:val="0F9ED5" w:themeColor="accent4"/>
+              </w:rPr>
+            </w:pPr>
+            <w:r>
+              <w:rPr>
+                <w:b/>
+                <w:bCs/>
+                <w:color w:val="0F9ED5" w:themeColor="accent4"/>
               </w:rPr>
               <w:t>User ID :</w:t>
             </w:r>
@@ -648,10 +681,14 @@
               <w:rPr>
                 <w:b/>
                 <w:bCs/>
+                <w:color w:val="0F9ED5" w:themeColor="accent4"/>
               </w:rPr>
               <w:t xml:space="preserve"> </w:t>
             </w:r>
             <w:r>
+              <w:rPr>
+                <w:color w:val="0F9ED5" w:themeColor="accent4"/>
+              </w:rPr>
               <w:t>1cb34a24-8c40-4be0-8209-08de8efc0766</w:t>
             </w:r>
           </w:p>
@@ -667,6 +704,7 @@
               <w:rPr>
                 <w:b/>
                 <w:bCs/>
+                <w:color w:val="0F9ED5" w:themeColor="accent4"/>
               </w:rPr>
               <w:t>Profile ID :</w:t>
             </w:r>
@@ -674,10 +712,14 @@
               <w:rPr>
                 <w:b/>
                 <w:bCs/>
+                <w:color w:val="0F9ED5" w:themeColor="accent4"/>
               </w:rPr>
               <w:t xml:space="preserve"> </w:t>
             </w:r>
             <w:r>
+              <w:rPr>
+                <w:color w:val="0F9ED5" w:themeColor="accent4"/>
+              </w:rPr>
               <w:t>60d7354e-4c23-4517-be89-540eb443f8f4</w:t>
             </w:r>
           </w:p>
@@ -694,8 +736,8 @@
               <w:tblLook w:val="04A0" w:firstRow="1" w:lastRow="0" w:firstColumn="1" w:lastColumn="0" w:noHBand="0" w:noVBand="1"/>
             </w:tblPr>
             <w:tblGrid>
-              <w:gridCol w:w="1912"/>
-              <w:gridCol w:w="1668"/>
+              <w:gridCol w:w="1780"/>
+              <w:gridCol w:w="1800"/>
             </w:tblGrid>
             <w:tr>
               <w:trPr>
@@ -703,7 +745,7 @@
               </w:trPr>
               <w:tc>
                 <w:tcPr>
-                  <w:tcW w:w="1912" w:type="dxa"/>
+                  <w:tcW w:w="1780" w:type="dxa"/>
                   <w:vAlign w:val="center"/>
                 </w:tcPr>
                 <w:p>
@@ -726,7 +768,7 @@
               </w:tc>
               <w:tc>
                 <w:tcPr>
-                  <w:tcW w:w="1668" w:type="dxa"/>
+                  <w:tcW w:w="1800" w:type="dxa"/>
                   <w:vAlign w:val="center"/>
                 </w:tcPr>
                 <w:p>
@@ -759,13 +801,7 @@
                     <w:rPr>
                       <w:color w:val="92D050"/>
                     </w:rPr>
-                    <w:t>BrandTest</w:t>
-                  </w:r>
-                  <w:r>
-                    <w:rPr>
-                      <w:color w:val="92D050"/>
-                    </w:rPr>
-                    <w:t>2</w:t>
+                    <w:t>BrandTest2</w:t>
                   </w:r>
                 </w:p>
               </w:tc>
@@ -776,7 +812,7 @@
               </w:trPr>
               <w:tc>
                 <w:tcPr>
-                  <w:tcW w:w="1912" w:type="dxa"/>
+                  <w:tcW w:w="1780" w:type="dxa"/>
                   <w:vAlign w:val="center"/>
                 </w:tcPr>
                 <w:p>
@@ -907,9 +943,35 @@
               </w:tc>
               <w:tc>
                 <w:tcPr>
-                  <w:tcW w:w="1668" w:type="dxa"/>
+                  <w:tcW w:w="1800" w:type="dxa"/>
                   <w:vAlign w:val="center"/>
                 </w:tcPr>
+                <w:p>
+                  <w:pPr>
+                    <w:rPr>
+                      <w:color w:val="E97132" w:themeColor="accent2"/>
+                    </w:rPr>
+                  </w:pPr>
+                  <w:r>
+                    <w:rPr>
+                      <w:color w:val="E97132" w:themeColor="accent2"/>
+                    </w:rPr>
+                    <w:t>BrandTest</w:t>
+                  </w:r>
+                  <w:r>
+                    <w:rPr>
+                      <w:color w:val="E97132" w:themeColor="accent2"/>
+                    </w:rPr>
+                    <w:t>3</w:t>
+                  </w:r>
+                </w:p>
+                <w:p>
+                  <w:pPr>
+                    <w:rPr>
+                      <w:color w:val="E97132" w:themeColor="accent2"/>
+                    </w:rPr>
+                  </w:pPr>
+                </w:p>
                 <w:p>
                   <w:pPr>
                     <w:rPr>
@@ -929,24 +991,89 @@
                     <w:t>4</w:t>
                   </w:r>
                 </w:p>
+              </w:tc>
+            </w:tr>
+            <w:tr>
+              <w:trPr>
+                <w:trHeight w:val="1052"/>
+              </w:trPr>
+              <w:tc>
+                <w:tcPr>
+                  <w:tcW w:w="1780" w:type="dxa"/>
+                  <w:vAlign w:val="center"/>
+                </w:tcPr>
                 <w:p>
                   <w:pPr>
                     <w:rPr>
+                      <w:b/>
+                      <w:bCs/>
+                      <w:noProof/>
                       <w:color w:val="E97132" w:themeColor="accent2"/>
                     </w:rPr>
                   </w:pPr>
+                  <w:r>
+                    <w:rPr>
+                      <w:b/>
+                      <w:bCs/>
+                      <w:color w:val="0F9ED5" w:themeColor="accent4"/>
+                    </w:rPr>
+                    <w:t>AgencyTest3</w:t>
+                  </w:r>
+                </w:p>
+              </w:tc>
+              <w:tc>
+                <w:tcPr>
+                  <w:tcW w:w="1800" w:type="dxa"/>
+                  <w:vAlign w:val="center"/>
+                </w:tcPr>
+                <w:p>
+                  <w:pPr>
+                    <w:rPr>
+                      <w:color w:val="0F9ED5" w:themeColor="accent4"/>
+                    </w:rPr>
+                  </w:pPr>
+                  <w:r>
+                    <w:rPr>
+                      <w:color w:val="0F9ED5" w:themeColor="accent4"/>
+                    </w:rPr>
+                    <w:t>BrandTest6</w:t>
+                  </w:r>
                 </w:p>
                 <w:p>
                   <w:pPr>
                     <w:rPr>
                       <w:color w:val="E97132" w:themeColor="accent2"/>
+                      <w:sz w:val="16"/>
+                      <w:szCs w:val="16"/>
                     </w:rPr>
                   </w:pPr>
                   <w:r>
                     <w:rPr>
-                      <w:color w:val="E97132" w:themeColor="accent2"/>
+                      <w:sz w:val="16"/>
+                      <w:szCs w:val="16"/>
                     </w:rPr>
-                    <w:t>BrandTest5</w:t>
+                    <w:t>Agency</w:t>
+                  </w:r>
+                  <w:r>
+                    <w:rPr>
+                      <w:sz w:val="16"/>
+                      <w:szCs w:val="16"/>
+                    </w:rPr>
+                    <w:t>Test3</w:t>
+                  </w:r>
+                  <w:r>
+                    <w:rPr>
+                      <w:sz w:val="16"/>
+                      <w:szCs w:val="16"/>
+                    </w:rPr>
+                    <w:t xml:space="preserve"> </w:t>
+                  </w:r>
+                  <w:r>
+                    <w:rPr>
+                      <w:sz w:val="16"/>
+                      <w:szCs w:val="16"/>
+                    </w:rPr>
+                    <w:t>Created it</w:t>
                   </w:r>
                 </w:p>
               </w:tc>
@@ -1043,6 +1170,57 @@
                 <w:color w:val="4EA72E" w:themeColor="accent6"/>
               </w:rPr>
             </w:pPr>
+            <w:r>
+              <w:rPr>
+                <w:b/>
+                <w:bCs/>
+                <w:color w:val="4EA72E" w:themeColor="accent6"/>
+              </w:rPr>
+              <w:t xml:space="preserve">User ID : </w:t>
+            </w:r>
+            <w:r>
+              <w:rPr>
+                <w:color w:val="4EA72E" w:themeColor="accent6"/>
+              </w:rPr>
+              <w:t>303fe7cb-17ae-4533-16b6-08de908b74ce</w:t>
+            </w:r>
+          </w:p>
+          <w:p>
+            <w:pPr>
+              <w:rPr>
+                <w:b/>
+                <w:bCs/>
+                <w:color w:val="4EA72E" w:themeColor="accent6"/>
+              </w:rPr>
+            </w:pPr>
+            <w:r>
+              <w:rPr>
+                <w:b/>
+                <w:bCs/>
+                <w:color w:val="4EA72E" w:themeColor="accent6"/>
+              </w:rPr>
+              <w:t xml:space="preserve">Profile ID : </w:t>
+            </w:r>
+            <w:r>
+              <w:rPr>
+                <w:color w:val="4EA72E" w:themeColor="accent6"/>
+              </w:rPr>
+              <w:t>4e75b752-26ec-4ff8-9b23-015f5827cad1</w:t>
+            </w:r>
+          </w:p>
+          <w:p>
+            <w:pPr>
+              <w:rPr>
+                <w:color w:val="4EA72E" w:themeColor="accent6"/>
+              </w:rPr>
+            </w:pPr>
+          </w:p>
+          <w:p>
+            <w:pPr>
+              <w:rPr>
+                <w:color w:val="4EA72E" w:themeColor="accent6"/>
+              </w:rPr>
+            </w:pPr>
           </w:p>
           <w:p>
             <w:pPr>
@@ -1084,6 +1262,50 @@
                 <w:color w:val="4EA72E" w:themeColor="accent6"/>
               </w:rPr>
               <w:t xml:space="preserve">  BrandTest2@12345</w:t>
+            </w:r>
+          </w:p>
+          <w:p>
+            <w:pPr>
+              <w:rPr>
+                <w:color w:val="4EA72E" w:themeColor="accent6"/>
+              </w:rPr>
+            </w:pPr>
+            <w:r>
+              <w:rPr>
+                <w:b/>
+                <w:bCs/>
+                <w:color w:val="4EA72E" w:themeColor="accent6"/>
+              </w:rPr>
+              <w:t xml:space="preserve">User ID : </w:t>
+            </w:r>
+            <w:r>
+              <w:rPr>
+                <w:color w:val="4EA72E" w:themeColor="accent6"/>
+              </w:rPr>
+              <w:t>8c5948db-7198-4c1e-16b7-08de908b74ce</w:t>
+            </w:r>
+          </w:p>
+          <w:p>
+            <w:pPr>
+              <w:rPr>
+                <w:b/>
+                <w:bCs/>
+                <w:color w:val="4EA72E" w:themeColor="accent6"/>
+              </w:rPr>
+            </w:pPr>
+            <w:r>
+              <w:rPr>
+                <w:b/>
+                <w:bCs/>
+                <w:color w:val="4EA72E" w:themeColor="accent6"/>
+              </w:rPr>
+              <w:t xml:space="preserve">Profile ID : </w:t>
+            </w:r>
+            <w:r>
+              <w:rPr>
+                <w:color w:val="4EA72E" w:themeColor="accent6"/>
+              </w:rPr>
+              <w:t>eb9faf9d-4e85-4f20-af82-2e24507c7a25</w:t>
             </w:r>
           </w:p>
           <w:p>
@@ -1096,43 +1318,98 @@
           <w:p/>
           <w:p/>
           <w:p>
-            <w:r>
-              <w:rPr>
-                <w:b/>
-                <w:bCs/>
+            <w:pPr>
+              <w:rPr>
+                <w:color w:val="E97132" w:themeColor="accent2"/>
+              </w:rPr>
+            </w:pPr>
+            <w:r>
+              <w:rPr>
+                <w:b/>
+                <w:bCs/>
+                <w:color w:val="E97132" w:themeColor="accent2"/>
               </w:rPr>
               <w:t>Email :</w:t>
             </w:r>
             <w:r>
+              <w:rPr>
+                <w:color w:val="E97132" w:themeColor="accent2"/>
+              </w:rPr>
               <w:t xml:space="preserve"> BrandTest3@gmail.com    </w:t>
             </w:r>
           </w:p>
           <w:p>
-            <w:r>
-              <w:rPr>
-                <w:b/>
-                <w:bCs/>
+            <w:pPr>
+              <w:rPr>
+                <w:color w:val="E97132" w:themeColor="accent2"/>
+              </w:rPr>
+            </w:pPr>
+            <w:r>
+              <w:rPr>
+                <w:b/>
+                <w:bCs/>
+                <w:color w:val="E97132" w:themeColor="accent2"/>
               </w:rPr>
               <w:t>Password :</w:t>
             </w:r>
             <w:r>
+              <w:rPr>
+                <w:color w:val="E97132" w:themeColor="accent2"/>
+              </w:rPr>
               <w:t xml:space="preserve">  BrandTest3@12345</w:t>
             </w:r>
           </w:p>
           <w:p>
             <w:pPr>
               <w:rPr>
+                <w:color w:val="E97132" w:themeColor="accent2"/>
+              </w:rPr>
+            </w:pPr>
+            <w:r>
+              <w:rPr>
+                <w:b/>
+                <w:bCs/>
+                <w:color w:val="E97132" w:themeColor="accent2"/>
+              </w:rPr>
+              <w:t xml:space="preserve">User ID : </w:t>
+            </w:r>
+            <w:r>
+              <w:rPr>
+                <w:color w:val="E97132" w:themeColor="accent2"/>
+              </w:rPr>
+              <w:t>273ef509-78ba-4535-16b8-08de908b74ce</w:t>
+            </w:r>
+          </w:p>
+          <w:p>
+            <w:pPr>
+              <w:rPr>
+                <w:b/>
+                <w:bCs/>
+                <w:color w:val="E97132" w:themeColor="accent2"/>
+              </w:rPr>
+            </w:pPr>
+            <w:r>
+              <w:rPr>
+                <w:b/>
+                <w:bCs/>
+                <w:color w:val="E97132" w:themeColor="accent2"/>
+              </w:rPr>
+              <w:t xml:space="preserve">Profile ID : </w:t>
+            </w:r>
+            <w:r>
+              <w:rPr>
+                <w:color w:val="E97132" w:themeColor="accent2"/>
+              </w:rPr>
+              <w:t>0ef74928-ecd3-4cd9-99bd-d6d9b14ed5e9</w:t>
+            </w:r>
+          </w:p>
+          <w:p>
+            <w:pPr>
+              <w:rPr>
                 <w:color w:val="4C94D8" w:themeColor="text2" w:themeTint="80"/>
               </w:rPr>
             </w:pPr>
           </w:p>
-          <w:p>
-            <w:pPr>
-              <w:rPr>
-                <w:color w:val="4C94D8" w:themeColor="text2" w:themeTint="80"/>
-              </w:rPr>
-            </w:pPr>
-          </w:p>
           <w:p/>
           <w:p>
             <w:pPr>
@@ -1152,17 +1429,217 @@
               <w:rPr>
                 <w:color w:val="E97132" w:themeColor="accent2"/>
               </w:rPr>
+              <w:t xml:space="preserve"> BrandTest4@gmail.com    </w:t>
+            </w:r>
+          </w:p>
+          <w:p>
+            <w:pPr>
+              <w:rPr>
+                <w:color w:val="E97132" w:themeColor="accent2"/>
+              </w:rPr>
+            </w:pPr>
+            <w:r>
+              <w:rPr>
+                <w:b/>
+                <w:bCs/>
+                <w:color w:val="E97132" w:themeColor="accent2"/>
+              </w:rPr>
+              <w:t>Password :</w:t>
+            </w:r>
+            <w:r>
+              <w:rPr>
+                <w:color w:val="E97132" w:themeColor="accent2"/>
+              </w:rPr>
+              <w:t xml:space="preserve">  BrandTest4@12345</w:t>
+            </w:r>
+          </w:p>
+          <w:p>
+            <w:pPr>
+              <w:rPr>
+                <w:color w:val="E97132" w:themeColor="accent2"/>
+              </w:rPr>
+            </w:pPr>
+            <w:r>
+              <w:rPr>
+                <w:b/>
+                <w:bCs/>
+                <w:color w:val="E97132" w:themeColor="accent2"/>
+              </w:rPr>
+              <w:t xml:space="preserve">User ID : </w:t>
+            </w:r>
+            <w:r>
+              <w:rPr>
+                <w:color w:val="E97132" w:themeColor="accent2"/>
+              </w:rPr>
+              <w:t>d27f49aa-f398-4b6c-16b9-08de908b74ce</w:t>
+            </w:r>
+          </w:p>
+          <w:p>
+            <w:pPr>
+              <w:rPr>
+                <w:b/>
+                <w:bCs/>
+                <w:color w:val="E97132" w:themeColor="accent2"/>
+              </w:rPr>
+            </w:pPr>
+            <w:r>
+              <w:rPr>
+                <w:b/>
+                <w:bCs/>
+                <w:color w:val="E97132" w:themeColor="accent2"/>
+              </w:rPr>
+              <w:t xml:space="preserve">Profile ID : </w:t>
+            </w:r>
+            <w:r>
+              <w:rPr>
+                <w:color w:val="E97132" w:themeColor="accent2"/>
+              </w:rPr>
+              <w:t>128f828b-82b8-47bc-a86b-971e35e6e2dc</w:t>
+            </w:r>
+          </w:p>
+          <w:p>
+            <w:pPr>
+              <w:rPr>
+                <w:color w:val="E97132" w:themeColor="accent2"/>
+              </w:rPr>
+            </w:pPr>
+          </w:p>
+          <w:p>
+            <w:pPr>
+              <w:rPr>
+                <w:color w:val="E97132" w:themeColor="accent2"/>
+              </w:rPr>
+            </w:pPr>
+          </w:p>
+          <w:p>
+            <w:pPr>
+              <w:rPr>
+                <w:color w:val="E97132" w:themeColor="accent2"/>
+              </w:rPr>
+            </w:pPr>
+          </w:p>
+          <w:p>
+            <w:r>
+              <w:rPr>
+                <w:b/>
+                <w:bCs/>
+              </w:rPr>
+              <w:t>Email :</w:t>
+            </w:r>
+            <w:r>
+              <w:t xml:space="preserve"> BrandTest5@gmail.com    </w:t>
+            </w:r>
+          </w:p>
+          <w:p>
+            <w:r>
+              <w:rPr>
+                <w:b/>
+                <w:bCs/>
+              </w:rPr>
+              <w:t>Password :</w:t>
+            </w:r>
+            <w:r>
+              <w:t xml:space="preserve">  BrandTest5@12345</w:t>
+            </w:r>
+          </w:p>
+          <w:p>
+            <w:r>
+              <w:rPr>
+                <w:b/>
+                <w:bCs/>
+              </w:rPr>
+              <w:t xml:space="preserve">User ID : </w:t>
+            </w:r>
+            <w:r>
+              <w:t>09f9d34a-36c0-4872-16ba-08de908b74ce</w:t>
+            </w:r>
+          </w:p>
+          <w:p>
+            <w:r>
+              <w:rPr>
+                <w:b/>
+                <w:bCs/>
+              </w:rPr>
+              <w:t xml:space="preserve">Profile ID : </w:t>
+            </w:r>
+            <w:r>
+              <w:t>71dad497-e2e5-4047-bee6-80db715abf98</w:t>
+            </w:r>
+          </w:p>
+          <w:p>
+            <w:pPr>
+              <w:rPr>
+                <w:b/>
+                <w:bCs/>
+              </w:rPr>
+            </w:pPr>
+          </w:p>
+          <w:p>
+            <w:pPr>
+              <w:rPr>
+                <w:b/>
+                <w:bCs/>
+              </w:rPr>
+            </w:pPr>
+          </w:p>
+          <w:p>
+            <w:pPr>
+              <w:rPr>
+                <w:b/>
+                <w:bCs/>
+              </w:rPr>
+            </w:pPr>
+            <w:r>
+              <w:rPr>
+                <w:sz w:val="16"/>
+                <w:szCs w:val="16"/>
+              </w:rPr>
+              <w:t>Agency</w:t>
+            </w:r>
+            <w:r>
+              <w:rPr>
+                <w:sz w:val="16"/>
+                <w:szCs w:val="16"/>
+              </w:rPr>
+              <w:t>Test3</w:t>
+            </w:r>
+            <w:r>
+              <w:rPr>
+                <w:sz w:val="16"/>
+                <w:szCs w:val="16"/>
+              </w:rPr>
+              <w:t xml:space="preserve"> Created it</w:t>
+            </w:r>
+          </w:p>
+          <w:p>
+            <w:pPr>
+              <w:rPr>
+                <w:color w:val="0F9ED5" w:themeColor="accent4"/>
+              </w:rPr>
+            </w:pPr>
+            <w:r>
+              <w:rPr>
+                <w:b/>
+                <w:bCs/>
+                <w:color w:val="0F9ED5" w:themeColor="accent4"/>
+              </w:rPr>
+              <w:t>Email :</w:t>
+            </w:r>
+            <w:r>
+              <w:rPr>
+                <w:color w:val="0F9ED5" w:themeColor="accent4"/>
+              </w:rPr>
               <w:t xml:space="preserve"> BrandTest</w:t>
             </w:r>
             <w:r>
               <w:rPr>
-                <w:color w:val="E97132" w:themeColor="accent2"/>
-              </w:rPr>
-              <w:t>4</w:t>
-            </w:r>
-            <w:r>
-              <w:rPr>
-                <w:color w:val="E97132" w:themeColor="accent2"/>
+                <w:color w:val="0F9ED5" w:themeColor="accent4"/>
+              </w:rPr>
+              <w:t>6</w:t>
+            </w:r>
+            <w:r>
+              <w:rPr>
+                <w:color w:val="0F9ED5" w:themeColor="accent4"/>
               </w:rPr>
               <w:t xml:space="preserve">@gmail.com    </w:t>
             </w:r>
@@ -1170,32 +1647,32 @@
           <w:p>
             <w:pPr>
               <w:rPr>
-                <w:color w:val="E97132" w:themeColor="accent2"/>
-              </w:rPr>
-            </w:pPr>
-            <w:r>
-              <w:rPr>
-                <w:b/>
-                <w:bCs/>
-                <w:color w:val="E97132" w:themeColor="accent2"/>
+                <w:color w:val="0F9ED5" w:themeColor="accent4"/>
+              </w:rPr>
+            </w:pPr>
+            <w:r>
+              <w:rPr>
+                <w:b/>
+                <w:bCs/>
+                <w:color w:val="0F9ED5" w:themeColor="accent4"/>
               </w:rPr>
               <w:t>Password :</w:t>
             </w:r>
             <w:r>
               <w:rPr>
-                <w:color w:val="E97132" w:themeColor="accent2"/>
+                <w:color w:val="0F9ED5" w:themeColor="accent4"/>
               </w:rPr>
               <w:t xml:space="preserve">  BrandTest</w:t>
             </w:r>
             <w:r>
               <w:rPr>
-                <w:color w:val="E97132" w:themeColor="accent2"/>
-              </w:rPr>
-              <w:t>4</w:t>
-            </w:r>
-            <w:r>
-              <w:rPr>
-                <w:color w:val="E97132" w:themeColor="accent2"/>
+                <w:color w:val="0F9ED5" w:themeColor="accent4"/>
+              </w:rPr>
+              <w:t>6</w:t>
+            </w:r>
+            <w:r>
+              <w:rPr>
+                <w:color w:val="0F9ED5" w:themeColor="accent4"/>
               </w:rPr>
               <w:t>@12345</w:t>
             </w:r>
@@ -1203,71 +1680,56 @@
           <w:p>
             <w:pPr>
               <w:rPr>
-                <w:color w:val="E97132" w:themeColor="accent2"/>
-              </w:rPr>
-            </w:pPr>
-          </w:p>
-          <w:p>
-            <w:pPr>
-              <w:rPr>
-                <w:color w:val="E97132" w:themeColor="accent2"/>
-              </w:rPr>
-            </w:pPr>
-            <w:r>
-              <w:rPr>
-                <w:b/>
-                <w:bCs/>
-                <w:color w:val="E97132" w:themeColor="accent2"/>
-              </w:rPr>
-              <w:t>Email :</w:t>
-            </w:r>
-            <w:r>
-              <w:rPr>
-                <w:color w:val="E97132" w:themeColor="accent2"/>
-              </w:rPr>
-              <w:t xml:space="preserve"> BrandTest</w:t>
-            </w:r>
-            <w:r>
-              <w:rPr>
-                <w:color w:val="E97132" w:themeColor="accent2"/>
-              </w:rPr>
-              <w:t>5</w:t>
-            </w:r>
-            <w:r>
-              <w:rPr>
-                <w:color w:val="E97132" w:themeColor="accent2"/>
-              </w:rPr>
-              <w:t xml:space="preserve">@gmail.com    </w:t>
-            </w:r>
-          </w:p>
-          <w:p>
-            <w:r>
-              <w:rPr>
-                <w:b/>
-                <w:bCs/>
-                <w:color w:val="E97132" w:themeColor="accent2"/>
-              </w:rPr>
-              <w:t>Password :</w:t>
-            </w:r>
-            <w:r>
-              <w:rPr>
-                <w:color w:val="E97132" w:themeColor="accent2"/>
-              </w:rPr>
-              <w:t xml:space="preserve">  BrandTest</w:t>
-            </w:r>
-            <w:r>
-              <w:rPr>
-                <w:color w:val="E97132" w:themeColor="accent2"/>
-              </w:rPr>
-              <w:t>5</w:t>
-            </w:r>
-            <w:r>
-              <w:rPr>
-                <w:color w:val="E97132" w:themeColor="accent2"/>
-              </w:rPr>
-              <w:t>@12345</w:t>
-            </w:r>
-          </w:p>
+                <w:color w:val="0F9ED5" w:themeColor="accent4"/>
+              </w:rPr>
+            </w:pPr>
+            <w:r>
+              <w:rPr>
+                <w:b/>
+                <w:bCs/>
+                <w:color w:val="0F9ED5" w:themeColor="accent4"/>
+              </w:rPr>
+              <w:t xml:space="preserve">User ID : </w:t>
+            </w:r>
+            <w:r>
+              <w:rPr>
+                <w:color w:val="0F9ED5" w:themeColor="accent4"/>
+              </w:rPr>
+              <w:t>B4048E7E-8764-45BC-16BB-08DE908B74CE</w:t>
+            </w:r>
+          </w:p>
+          <w:p>
+            <w:pPr>
+              <w:rPr>
+                <w:b/>
+                <w:bCs/>
+                <w:color w:val="0F9ED5" w:themeColor="accent4"/>
+              </w:rPr>
+            </w:pPr>
+            <w:r>
+              <w:rPr>
+                <w:b/>
+                <w:bCs/>
+                <w:color w:val="0F9ED5" w:themeColor="accent4"/>
+              </w:rPr>
+              <w:t xml:space="preserve">Profile ID : </w:t>
+            </w:r>
+            <w:r>
+              <w:rPr>
+                <w:color w:val="0F9ED5" w:themeColor="accent4"/>
+              </w:rPr>
+              <w:t>9a8b4289-0bbc-4402-8432-62ec874f8429</w:t>
+            </w:r>
+          </w:p>
+          <w:p>
+            <w:pPr>
+              <w:rPr>
+                <w:b/>
+                <w:bCs/>
+              </w:rPr>
+            </w:pPr>
+          </w:p>
+          <w:p/>
         </w:tc>
         <w:tc>
           <w:tcPr>
